--- a/Notes/Lecture 2 Revision Notes.docx
+++ b/Notes/Lecture 2 Revision Notes.docx
@@ -4,6 +4,7 @@
   <w:body>
     <w:p>
       <w:pPr>
+        <w:spacing w:line="240" w:lineRule="auto"/>
         <w:rPr>
           <w:b/>
           <w:bCs/>
@@ -19,6 +20,7 @@
     </w:p>
     <w:p>
       <w:pPr>
+        <w:spacing w:line="240" w:lineRule="auto"/>
         <w:rPr>
           <w:b/>
           <w:bCs/>
@@ -33,37 +35,78 @@
       </w:r>
     </w:p>
     <w:p>
+      <w:pPr>
+        <w:spacing w:line="240" w:lineRule="auto"/>
+      </w:pPr>
       <w:r>
         <w:t>#include &lt;iostream&gt;</w:t>
       </w:r>
     </w:p>
     <w:p>
+      <w:pPr>
+        <w:spacing w:line="240" w:lineRule="auto"/>
+      </w:pPr>
       <w:r>
         <w:t>using namespace std;</w:t>
       </w:r>
     </w:p>
-    <w:p/>
-    <w:p>
-      <w:r>
-        <w:t>int main() {</w:t>
-      </w:r>
-    </w:p>
-    <w:p>
-      <w:r>
-        <w:t xml:space="preserve">    cout &lt;&lt; "Hello, World!";</w:t>
-      </w:r>
-    </w:p>
-    <w:p>
+    <w:p>
+      <w:pPr>
+        <w:spacing w:line="240" w:lineRule="auto"/>
+      </w:pPr>
+    </w:p>
+    <w:p>
+      <w:pPr>
+        <w:spacing w:line="240" w:lineRule="auto"/>
+      </w:pPr>
+      <w:r>
+        <w:t xml:space="preserve">int </w:t>
+      </w:r>
+      <w:proofErr w:type="gramStart"/>
+      <w:r>
+        <w:t>main(</w:t>
+      </w:r>
+      <w:proofErr w:type="gramEnd"/>
+      <w:r>
+        <w:t>) {</w:t>
+      </w:r>
+    </w:p>
+    <w:p>
+      <w:pPr>
+        <w:spacing w:line="240" w:lineRule="auto"/>
+      </w:pPr>
+      <w:r>
+        <w:t xml:space="preserve">    </w:t>
+      </w:r>
+      <w:proofErr w:type="spellStart"/>
+      <w:r>
+        <w:t>cout</w:t>
+      </w:r>
+      <w:proofErr w:type="spellEnd"/>
+      <w:r>
+        <w:t xml:space="preserve"> &lt;&lt; "Hello, World!";</w:t>
+      </w:r>
+    </w:p>
+    <w:p>
+      <w:pPr>
+        <w:spacing w:line="240" w:lineRule="auto"/>
+      </w:pPr>
       <w:r>
         <w:t xml:space="preserve">    return 0;</w:t>
       </w:r>
     </w:p>
     <w:p>
+      <w:pPr>
+        <w:spacing w:line="240" w:lineRule="auto"/>
+      </w:pPr>
       <w:r>
         <w:t>}</w:t>
       </w:r>
     </w:p>
     <w:p>
+      <w:pPr>
+        <w:spacing w:line="240" w:lineRule="auto"/>
+      </w:pPr>
       <w:r>
         <w:rPr>
           <w:b/>
@@ -78,6 +121,7 @@
           <w:ilvl w:val="0"/>
           <w:numId w:val="1"/>
         </w:numPr>
+        <w:spacing w:line="240" w:lineRule="auto"/>
       </w:pPr>
       <w:r>
         <w:t xml:space="preserve">#include &lt;iostream&gt; → Enables input/output. </w:t>
@@ -89,9 +133,18 @@
           <w:ilvl w:val="0"/>
           <w:numId w:val="1"/>
         </w:numPr>
-      </w:pPr>
-      <w:r>
-        <w:t xml:space="preserve">using namespace std; → Avoids writing std::. </w:t>
+        <w:spacing w:line="240" w:lineRule="auto"/>
+      </w:pPr>
+      <w:r>
+        <w:t xml:space="preserve">using namespace std; → Avoids writing </w:t>
+      </w:r>
+      <w:proofErr w:type="gramStart"/>
+      <w:r>
+        <w:t>std::.</w:t>
+      </w:r>
+      <w:proofErr w:type="gramEnd"/>
+      <w:r>
+        <w:t xml:space="preserve"> </w:t>
       </w:r>
     </w:p>
     <w:p>
@@ -100,9 +153,18 @@
           <w:ilvl w:val="0"/>
           <w:numId w:val="1"/>
         </w:numPr>
-      </w:pPr>
-      <w:r>
-        <w:t xml:space="preserve">int main() → Program starts here. </w:t>
+        <w:spacing w:line="240" w:lineRule="auto"/>
+      </w:pPr>
+      <w:r>
+        <w:t xml:space="preserve">int </w:t>
+      </w:r>
+      <w:proofErr w:type="gramStart"/>
+      <w:r>
+        <w:t>main(</w:t>
+      </w:r>
+      <w:proofErr w:type="gramEnd"/>
+      <w:r>
+        <w:t xml:space="preserve">) → Program starts here. </w:t>
       </w:r>
     </w:p>
     <w:p>
@@ -111,99 +173,156 @@
           <w:ilvl w:val="0"/>
           <w:numId w:val="1"/>
         </w:numPr>
+        <w:spacing w:line="240" w:lineRule="auto"/>
       </w:pPr>
       <w:r>
         <w:t xml:space="preserve">return 0; → Successful execution. </w:t>
       </w:r>
     </w:p>
     <w:p>
-      <w:r>
-        <w:pict w14:anchorId="66C530F1">
-          <v:rect id="_x0000_i1103" style="width:0;height:1.5pt" o:hralign="center" o:hrstd="t" o:hr="t" fillcolor="#a0a0a0" stroked="f"/>
+      <w:pPr>
+        <w:spacing w:line="240" w:lineRule="auto"/>
+      </w:pPr>
+    </w:p>
+    <w:p>
+      <w:pPr>
+        <w:spacing w:line="240" w:lineRule="auto"/>
+        <w:rPr>
+          <w:b/>
+          <w:bCs/>
+        </w:rPr>
+      </w:pPr>
+      <w:r>
+        <w:rPr>
+          <w:b/>
+          <w:bCs/>
+        </w:rPr>
+        <w:t>2. Output</w:t>
+      </w:r>
+    </w:p>
+    <w:p>
+      <w:pPr>
+        <w:spacing w:line="240" w:lineRule="auto"/>
+      </w:pPr>
+      <w:proofErr w:type="spellStart"/>
+      <w:r>
+        <w:t>cout</w:t>
+      </w:r>
+      <w:proofErr w:type="spellEnd"/>
+      <w:r>
+        <w:t xml:space="preserve"> &lt;&lt; "Hello";</w:t>
+      </w:r>
+    </w:p>
+    <w:p>
+      <w:pPr>
+        <w:spacing w:line="240" w:lineRule="auto"/>
+      </w:pPr>
+      <w:r>
+        <w:t>New line:</w:t>
+      </w:r>
+    </w:p>
+    <w:p>
+      <w:pPr>
+        <w:spacing w:line="240" w:lineRule="auto"/>
+      </w:pPr>
+      <w:proofErr w:type="spellStart"/>
+      <w:r>
+        <w:t>cout</w:t>
+      </w:r>
+      <w:proofErr w:type="spellEnd"/>
+      <w:r>
+        <w:t xml:space="preserve"> &lt;&lt; "Hello\n";</w:t>
+      </w:r>
+    </w:p>
+    <w:p>
+      <w:pPr>
+        <w:spacing w:line="240" w:lineRule="auto"/>
+      </w:pPr>
+      <w:r>
+        <w:t>// or</w:t>
+      </w:r>
+    </w:p>
+    <w:p>
+      <w:pPr>
+        <w:spacing w:line="240" w:lineRule="auto"/>
+      </w:pPr>
+      <w:proofErr w:type="spellStart"/>
+      <w:r>
+        <w:t>cout</w:t>
+      </w:r>
+      <w:proofErr w:type="spellEnd"/>
+      <w:r>
+        <w:t xml:space="preserve"> &lt;&lt; "Hello" &lt;&lt; </w:t>
+      </w:r>
+      <w:proofErr w:type="spellStart"/>
+      <w:r>
+        <w:t>endl</w:t>
+      </w:r>
+      <w:proofErr w:type="spellEnd"/>
+      <w:r>
+        <w:t>;</w:t>
+      </w:r>
+    </w:p>
+    <w:p>
+      <w:pPr>
+        <w:spacing w:line="240" w:lineRule="auto"/>
+      </w:pPr>
+      <w:r>
+        <w:pict w14:anchorId="35F36F2F">
+          <v:rect id="_x0000_i1026" style="width:0;height:1.5pt" o:hralign="center" o:hrstd="t" o:hr="t" fillcolor="#a0a0a0" stroked="f"/>
         </w:pict>
       </w:r>
     </w:p>
     <w:p>
       <w:pPr>
-        <w:rPr>
-          <w:b/>
-          <w:bCs/>
-        </w:rPr>
-      </w:pPr>
-      <w:r>
-        <w:rPr>
-          <w:b/>
-          <w:bCs/>
-        </w:rPr>
-        <w:t>2. Output</w:t>
-      </w:r>
-    </w:p>
-    <w:p>
-      <w:r>
-        <w:t>cout &lt;&lt; "Hello";</w:t>
-      </w:r>
-    </w:p>
-    <w:p>
-      <w:r>
-        <w:t>New line:</w:t>
-      </w:r>
-    </w:p>
-    <w:p>
-      <w:r>
-        <w:t>cout &lt;&lt; "Hello\n";</w:t>
-      </w:r>
-    </w:p>
-    <w:p>
-      <w:r>
-        <w:t>// or</w:t>
-      </w:r>
-    </w:p>
-    <w:p>
-      <w:r>
-        <w:t>cout &lt;&lt; "Hello" &lt;&lt; endl;</w:t>
-      </w:r>
-    </w:p>
-    <w:p>
-      <w:r>
-        <w:pict w14:anchorId="35F36F2F">
-          <v:rect id="_x0000_i1104" style="width:0;height:1.5pt" o:hralign="center" o:hrstd="t" o:hr="t" fillcolor="#a0a0a0" stroked="f"/>
+        <w:spacing w:line="240" w:lineRule="auto"/>
+        <w:rPr>
+          <w:b/>
+          <w:bCs/>
+        </w:rPr>
+      </w:pPr>
+      <w:r>
+        <w:rPr>
+          <w:b/>
+          <w:bCs/>
+        </w:rPr>
+        <w:t>3. Input</w:t>
+      </w:r>
+    </w:p>
+    <w:p>
+      <w:pPr>
+        <w:spacing w:line="240" w:lineRule="auto"/>
+      </w:pPr>
+      <w:r>
+        <w:t>int age;</w:t>
+      </w:r>
+    </w:p>
+    <w:p>
+      <w:pPr>
+        <w:spacing w:line="240" w:lineRule="auto"/>
+      </w:pPr>
+      <w:proofErr w:type="spellStart"/>
+      <w:r>
+        <w:t>cin</w:t>
+      </w:r>
+      <w:proofErr w:type="spellEnd"/>
+      <w:r>
+        <w:t xml:space="preserve"> &gt;&gt; age;</w:t>
+      </w:r>
+    </w:p>
+    <w:p>
+      <w:pPr>
+        <w:spacing w:line="240" w:lineRule="auto"/>
+      </w:pPr>
+      <w:r>
+        <w:pict w14:anchorId="56FD2B8D">
+          <v:rect id="_x0000_i1027" style="width:0;height:1.5pt" o:hralign="center" o:hrstd="t" o:hr="t" fillcolor="#a0a0a0" stroked="f"/>
         </w:pict>
       </w:r>
     </w:p>
     <w:p>
       <w:pPr>
-        <w:rPr>
-          <w:b/>
-          <w:bCs/>
-        </w:rPr>
-      </w:pPr>
-      <w:r>
-        <w:rPr>
-          <w:b/>
-          <w:bCs/>
-        </w:rPr>
-        <w:t>3. Input</w:t>
-      </w:r>
-    </w:p>
-    <w:p>
-      <w:r>
-        <w:t>int age;</w:t>
-      </w:r>
-    </w:p>
-    <w:p>
-      <w:r>
-        <w:t>cin &gt;&gt; age;</w:t>
-      </w:r>
-    </w:p>
-    <w:p>
-      <w:r>
-        <w:pict w14:anchorId="56FD2B8D">
-          <v:rect id="_x0000_i1105" style="width:0;height:1.5pt" o:hralign="center" o:hrstd="t" o:hr="t" fillcolor="#a0a0a0" stroked="f"/>
-        </w:pict>
-      </w:r>
-    </w:p>
-    <w:p>
-      <w:pPr>
+        <w:spacing w:line="240" w:lineRule="auto"/>
         <w:rPr>
           <w:b/>
           <w:bCs/>
@@ -218,17 +337,25 @@
       </w:r>
     </w:p>
     <w:p>
+      <w:pPr>
+        <w:spacing w:line="240" w:lineRule="auto"/>
+      </w:pPr>
       <w:r>
         <w:t>Single-line:</w:t>
       </w:r>
     </w:p>
     <w:p>
-      <w:r>
-        <w:lastRenderedPageBreak/>
+      <w:pPr>
+        <w:spacing w:line="240" w:lineRule="auto"/>
+      </w:pPr>
+      <w:r>
         <w:t>// This is a comment</w:t>
       </w:r>
     </w:p>
     <w:p>
+      <w:pPr>
+        <w:spacing w:line="240" w:lineRule="auto"/>
+      </w:pPr>
       <w:r>
         <w:t>Shortcut:</w:t>
       </w:r>
@@ -239,6 +366,7 @@
           <w:ilvl w:val="0"/>
           <w:numId w:val="2"/>
         </w:numPr>
+        <w:spacing w:line="240" w:lineRule="auto"/>
       </w:pPr>
       <w:r>
         <w:rPr>
@@ -257,27 +385,42 @@
           <w:ilvl w:val="0"/>
           <w:numId w:val="2"/>
         </w:numPr>
-      </w:pPr>
-      <w:r>
-        <w:rPr>
-          <w:b/>
-          <w:bCs/>
-        </w:rPr>
-        <w:t>Cmd + /</w:t>
+        <w:spacing w:line="240" w:lineRule="auto"/>
+      </w:pPr>
+      <w:proofErr w:type="spellStart"/>
+      <w:r>
+        <w:rPr>
+          <w:b/>
+          <w:bCs/>
+        </w:rPr>
+        <w:lastRenderedPageBreak/>
+        <w:t>Cmd</w:t>
+      </w:r>
+      <w:proofErr w:type="spellEnd"/>
+      <w:r>
+        <w:rPr>
+          <w:b/>
+          <w:bCs/>
+        </w:rPr>
+        <w:t xml:space="preserve"> + /</w:t>
       </w:r>
       <w:r>
         <w:t xml:space="preserve"> (Mac) </w:t>
       </w:r>
     </w:p>
     <w:p>
+      <w:pPr>
+        <w:spacing w:line="240" w:lineRule="auto"/>
+      </w:pPr>
       <w:r>
         <w:pict w14:anchorId="497C9305">
-          <v:rect id="_x0000_i1106" style="width:0;height:1.5pt" o:hralign="center" o:hrstd="t" o:hr="t" fillcolor="#a0a0a0" stroked="f"/>
+          <v:rect id="_x0000_i1028" style="width:0;height:1.5pt" o:hralign="center" o:hrstd="t" o:hr="t" fillcolor="#a0a0a0" stroked="f"/>
         </w:pict>
       </w:r>
     </w:p>
     <w:p>
       <w:pPr>
+        <w:spacing w:line="240" w:lineRule="auto"/>
         <w:rPr>
           <w:b/>
           <w:bCs/>
@@ -292,26 +435,41 @@
       </w:r>
     </w:p>
     <w:p>
+      <w:pPr>
+        <w:spacing w:line="240" w:lineRule="auto"/>
+      </w:pPr>
       <w:r>
         <w:t>Declaration:</w:t>
       </w:r>
     </w:p>
     <w:p>
+      <w:pPr>
+        <w:spacing w:line="240" w:lineRule="auto"/>
+      </w:pPr>
       <w:r>
         <w:t>int age = 25;</w:t>
       </w:r>
     </w:p>
     <w:p>
+      <w:pPr>
+        <w:spacing w:line="240" w:lineRule="auto"/>
+      </w:pPr>
       <w:r>
         <w:t>char grade = 'A';</w:t>
       </w:r>
     </w:p>
     <w:p>
+      <w:pPr>
+        <w:spacing w:line="240" w:lineRule="auto"/>
+      </w:pPr>
       <w:r>
         <w:t>float price = 99.9f;</w:t>
       </w:r>
     </w:p>
     <w:p>
+      <w:pPr>
+        <w:spacing w:line="240" w:lineRule="auto"/>
+      </w:pPr>
       <w:r>
         <w:t>Variable rules:</w:t>
       </w:r>
@@ -322,6 +480,7 @@
           <w:ilvl w:val="0"/>
           <w:numId w:val="3"/>
         </w:numPr>
+        <w:spacing w:line="240" w:lineRule="auto"/>
       </w:pPr>
       <w:r>
         <w:t xml:space="preserve">Start with </w:t>
@@ -353,6 +512,7 @@
           <w:ilvl w:val="0"/>
           <w:numId w:val="3"/>
         </w:numPr>
+        <w:spacing w:line="240" w:lineRule="auto"/>
       </w:pPr>
       <w:r>
         <w:t xml:space="preserve">Cannot start with a number </w:t>
@@ -364,20 +524,25 @@
           <w:ilvl w:val="0"/>
           <w:numId w:val="3"/>
         </w:numPr>
+        <w:spacing w:line="240" w:lineRule="auto"/>
       </w:pPr>
       <w:r>
         <w:t xml:space="preserve">Case-sensitive </w:t>
       </w:r>
     </w:p>
     <w:p>
+      <w:pPr>
+        <w:spacing w:line="240" w:lineRule="auto"/>
+      </w:pPr>
       <w:r>
         <w:pict w14:anchorId="4B20F5A4">
-          <v:rect id="_x0000_i1107" style="width:0;height:1.5pt" o:hralign="center" o:hrstd="t" o:hr="t" fillcolor="#a0a0a0" stroked="f"/>
+          <v:rect id="_x0000_i1029" style="width:0;height:1.5pt" o:hralign="center" o:hrstd="t" o:hr="t" fillcolor="#a0a0a0" stroked="f"/>
         </w:pict>
       </w:r>
     </w:p>
     <w:p>
       <w:pPr>
+        <w:spacing w:line="240" w:lineRule="auto"/>
         <w:rPr>
           <w:b/>
           <w:bCs/>
@@ -421,6 +586,7 @@
           </w:tcPr>
           <w:p>
             <w:pPr>
+              <w:spacing w:line="240" w:lineRule="auto"/>
               <w:rPr>
                 <w:b/>
                 <w:bCs/>
@@ -443,6 +609,7 @@
           </w:tcPr>
           <w:p>
             <w:pPr>
+              <w:spacing w:line="240" w:lineRule="auto"/>
               <w:rPr>
                 <w:b/>
                 <w:bCs/>
@@ -465,6 +632,7 @@
           </w:tcPr>
           <w:p>
             <w:pPr>
+              <w:spacing w:line="240" w:lineRule="auto"/>
               <w:rPr>
                 <w:b/>
                 <w:bCs/>
@@ -491,6 +659,9 @@
             <w:hideMark/>
           </w:tcPr>
           <w:p>
+            <w:pPr>
+              <w:spacing w:line="240" w:lineRule="auto"/>
+            </w:pPr>
             <w:r>
               <w:t>int</w:t>
             </w:r>
@@ -503,6 +674,9 @@
             <w:hideMark/>
           </w:tcPr>
           <w:p>
+            <w:pPr>
+              <w:spacing w:line="240" w:lineRule="auto"/>
+            </w:pPr>
             <w:r>
               <w:t>4 Bytes</w:t>
             </w:r>
@@ -515,6 +689,9 @@
             <w:hideMark/>
           </w:tcPr>
           <w:p>
+            <w:pPr>
+              <w:spacing w:line="240" w:lineRule="auto"/>
+            </w:pPr>
             <w:r>
               <w:t>25</w:t>
             </w:r>
@@ -532,6 +709,9 @@
             <w:hideMark/>
           </w:tcPr>
           <w:p>
+            <w:pPr>
+              <w:spacing w:line="240" w:lineRule="auto"/>
+            </w:pPr>
             <w:r>
               <w:t>char</w:t>
             </w:r>
@@ -544,6 +724,9 @@
             <w:hideMark/>
           </w:tcPr>
           <w:p>
+            <w:pPr>
+              <w:spacing w:line="240" w:lineRule="auto"/>
+            </w:pPr>
             <w:r>
               <w:t>1 Byte</w:t>
             </w:r>
@@ -556,6 +739,9 @@
             <w:hideMark/>
           </w:tcPr>
           <w:p>
+            <w:pPr>
+              <w:spacing w:line="240" w:lineRule="auto"/>
+            </w:pPr>
             <w:r>
               <w:t>'A'</w:t>
             </w:r>
@@ -573,6 +759,9 @@
             <w:hideMark/>
           </w:tcPr>
           <w:p>
+            <w:pPr>
+              <w:spacing w:line="240" w:lineRule="auto"/>
+            </w:pPr>
             <w:r>
               <w:t>float</w:t>
             </w:r>
@@ -585,6 +774,9 @@
             <w:hideMark/>
           </w:tcPr>
           <w:p>
+            <w:pPr>
+              <w:spacing w:line="240" w:lineRule="auto"/>
+            </w:pPr>
             <w:r>
               <w:t>4 Bytes</w:t>
             </w:r>
@@ -597,6 +789,9 @@
             <w:hideMark/>
           </w:tcPr>
           <w:p>
+            <w:pPr>
+              <w:spacing w:line="240" w:lineRule="auto"/>
+            </w:pPr>
             <w:r>
               <w:t>3.14f</w:t>
             </w:r>
@@ -614,6 +809,9 @@
             <w:hideMark/>
           </w:tcPr>
           <w:p>
+            <w:pPr>
+              <w:spacing w:line="240" w:lineRule="auto"/>
+            </w:pPr>
             <w:r>
               <w:t>double</w:t>
             </w:r>
@@ -626,6 +824,9 @@
             <w:hideMark/>
           </w:tcPr>
           <w:p>
+            <w:pPr>
+              <w:spacing w:line="240" w:lineRule="auto"/>
+            </w:pPr>
             <w:r>
               <w:t>8 Bytes</w:t>
             </w:r>
@@ -638,6 +839,9 @@
             <w:hideMark/>
           </w:tcPr>
           <w:p>
+            <w:pPr>
+              <w:spacing w:line="240" w:lineRule="auto"/>
+            </w:pPr>
             <w:r>
               <w:t>3.141592</w:t>
             </w:r>
@@ -655,6 +859,9 @@
             <w:hideMark/>
           </w:tcPr>
           <w:p>
+            <w:pPr>
+              <w:spacing w:line="240" w:lineRule="auto"/>
+            </w:pPr>
             <w:r>
               <w:t>bool</w:t>
             </w:r>
@@ -667,6 +874,9 @@
             <w:hideMark/>
           </w:tcPr>
           <w:p>
+            <w:pPr>
+              <w:spacing w:line="240" w:lineRule="auto"/>
+            </w:pPr>
             <w:r>
               <w:t>1 Byte</w:t>
             </w:r>
@@ -679,6 +889,9 @@
             <w:hideMark/>
           </w:tcPr>
           <w:p>
+            <w:pPr>
+              <w:spacing w:line="240" w:lineRule="auto"/>
+            </w:pPr>
             <w:r>
               <w:t>true, false</w:t>
             </w:r>
@@ -687,33 +900,81 @@
       </w:tr>
     </w:tbl>
     <w:p>
+      <w:pPr>
+        <w:spacing w:line="240" w:lineRule="auto"/>
+      </w:pPr>
       <w:r>
         <w:pict w14:anchorId="4A7C71B7">
-          <v:rect id="_x0000_i1108" style="width:0;height:1.5pt" o:hralign="center" o:hrstd="t" o:hr="t" fillcolor="#a0a0a0" stroked="f"/>
+          <v:rect id="_x0000_i1030" style="width:0;height:1.5pt" o:hralign="center" o:hrstd="t" o:hr="t" fillcolor="#a0a0a0" stroked="f"/>
         </w:pict>
       </w:r>
     </w:p>
     <w:p>
       <w:pPr>
-        <w:rPr>
-          <w:b/>
-          <w:bCs/>
-        </w:rPr>
-      </w:pPr>
-      <w:r>
-        <w:rPr>
-          <w:b/>
-          <w:bCs/>
-        </w:rPr>
-        <w:t>7. sizeof()</w:t>
-      </w:r>
-    </w:p>
-    <w:p>
-      <w:r>
-        <w:t>cout &lt;&lt; sizeof(int);</w:t>
-      </w:r>
-    </w:p>
-    <w:p>
+        <w:spacing w:line="240" w:lineRule="auto"/>
+        <w:rPr>
+          <w:b/>
+          <w:bCs/>
+        </w:rPr>
+      </w:pPr>
+      <w:r>
+        <w:rPr>
+          <w:b/>
+          <w:bCs/>
+        </w:rPr>
+        <w:t xml:space="preserve">7. </w:t>
+      </w:r>
+      <w:proofErr w:type="spellStart"/>
+      <w:proofErr w:type="gramStart"/>
+      <w:r>
+        <w:rPr>
+          <w:b/>
+          <w:bCs/>
+        </w:rPr>
+        <w:t>sizeof</w:t>
+      </w:r>
+      <w:proofErr w:type="spellEnd"/>
+      <w:r>
+        <w:rPr>
+          <w:b/>
+          <w:bCs/>
+        </w:rPr>
+        <w:t>(</w:t>
+      </w:r>
+      <w:proofErr w:type="gramEnd"/>
+      <w:r>
+        <w:rPr>
+          <w:b/>
+          <w:bCs/>
+        </w:rPr>
+        <w:t>)</w:t>
+      </w:r>
+    </w:p>
+    <w:p>
+      <w:pPr>
+        <w:spacing w:line="240" w:lineRule="auto"/>
+      </w:pPr>
+      <w:proofErr w:type="spellStart"/>
+      <w:r>
+        <w:t>cout</w:t>
+      </w:r>
+      <w:proofErr w:type="spellEnd"/>
+      <w:r>
+        <w:t xml:space="preserve"> &lt;&lt; </w:t>
+      </w:r>
+      <w:proofErr w:type="spellStart"/>
+      <w:r>
+        <w:t>sizeof</w:t>
+      </w:r>
+      <w:proofErr w:type="spellEnd"/>
+      <w:r>
+        <w:t>(int);</w:t>
+      </w:r>
+    </w:p>
+    <w:p>
+      <w:pPr>
+        <w:spacing w:line="240" w:lineRule="auto"/>
+      </w:pPr>
       <w:r>
         <w:t xml:space="preserve">Returns size in </w:t>
       </w:r>
@@ -729,63 +990,90 @@
       </w:r>
     </w:p>
     <w:p>
+      <w:pPr>
+        <w:spacing w:line="240" w:lineRule="auto"/>
+      </w:pPr>
       <w:r>
         <w:pict w14:anchorId="23234ADB">
-          <v:rect id="_x0000_i1109" style="width:0;height:1.5pt" o:hralign="center" o:hrstd="t" o:hr="t" fillcolor="#a0a0a0" stroked="f"/>
+          <v:rect id="_x0000_i1031" style="width:0;height:1.5pt" o:hralign="center" o:hrstd="t" o:hr="t" fillcolor="#a0a0a0" stroked="f"/>
         </w:pict>
       </w:r>
     </w:p>
     <w:p>
       <w:pPr>
-        <w:rPr>
-          <w:b/>
-          <w:bCs/>
-        </w:rPr>
-      </w:pPr>
-      <w:r>
-        <w:rPr>
-          <w:b/>
-          <w:bCs/>
-        </w:rPr>
+        <w:spacing w:line="240" w:lineRule="auto"/>
+        <w:rPr>
+          <w:b/>
+          <w:bCs/>
+        </w:rPr>
+      </w:pPr>
+      <w:r>
+        <w:rPr>
+          <w:b/>
+          <w:bCs/>
+        </w:rPr>
+        <w:t>8. ASCII Values</w:t>
+      </w:r>
+    </w:p>
+    <w:p>
+      <w:pPr>
+        <w:spacing w:line="240" w:lineRule="auto"/>
+      </w:pPr>
+      <w:r>
+        <w:t>Examples:</w:t>
+      </w:r>
+    </w:p>
+    <w:p>
+      <w:pPr>
+        <w:spacing w:line="240" w:lineRule="auto"/>
+      </w:pPr>
+      <w:r>
+        <w:t>'A' = 65</w:t>
+      </w:r>
+    </w:p>
+    <w:p>
+      <w:pPr>
+        <w:spacing w:line="240" w:lineRule="auto"/>
+      </w:pPr>
+      <w:r>
+        <w:t>'B' = 66</w:t>
+      </w:r>
+    </w:p>
+    <w:p>
+      <w:pPr>
+        <w:spacing w:line="240" w:lineRule="auto"/>
+      </w:pPr>
+    </w:p>
+    <w:p>
+      <w:pPr>
+        <w:spacing w:line="240" w:lineRule="auto"/>
+      </w:pPr>
+      <w:r>
+        <w:t>'a' = 97</w:t>
+      </w:r>
+    </w:p>
+    <w:p>
+      <w:pPr>
+        <w:spacing w:line="240" w:lineRule="auto"/>
+      </w:pPr>
+      <w:r>
         <w:lastRenderedPageBreak/>
-        <w:t>8. ASCII Values</w:t>
-      </w:r>
-    </w:p>
-    <w:p>
-      <w:r>
-        <w:t>Examples:</w:t>
-      </w:r>
-    </w:p>
-    <w:p>
-      <w:r>
-        <w:t>'A' = 65</w:t>
-      </w:r>
-    </w:p>
-    <w:p>
-      <w:r>
-        <w:t>'B' = 66</w:t>
-      </w:r>
-    </w:p>
-    <w:p/>
-    <w:p>
-      <w:r>
-        <w:t>'a' = 97</w:t>
-      </w:r>
-    </w:p>
-    <w:p>
-      <w:r>
         <w:t>'b' = 98</w:t>
       </w:r>
     </w:p>
     <w:p>
+      <w:pPr>
+        <w:spacing w:line="240" w:lineRule="auto"/>
+      </w:pPr>
       <w:r>
         <w:pict w14:anchorId="1BFB7114">
-          <v:rect id="_x0000_i1110" style="width:0;height:1.5pt" o:hralign="center" o:hrstd="t" o:hr="t" fillcolor="#a0a0a0" stroked="f"/>
+          <v:rect id="_x0000_i1032" style="width:0;height:1.5pt" o:hralign="center" o:hrstd="t" o:hr="t" fillcolor="#a0a0a0" stroked="f"/>
         </w:pict>
       </w:r>
     </w:p>
     <w:p>
       <w:pPr>
+        <w:spacing w:line="240" w:lineRule="auto"/>
         <w:rPr>
           <w:b/>
           <w:bCs/>
@@ -800,34 +1088,63 @@
       </w:r>
     </w:p>
     <w:p>
-      <w:r>
-        <w:t>bool isSafe = true;</w:t>
-      </w:r>
-    </w:p>
-    <w:p>
+      <w:pPr>
+        <w:spacing w:line="240" w:lineRule="auto"/>
+      </w:pPr>
+      <w:r>
+        <w:t xml:space="preserve">bool </w:t>
+      </w:r>
+      <w:proofErr w:type="spellStart"/>
+      <w:r>
+        <w:t>isSafe</w:t>
+      </w:r>
+      <w:proofErr w:type="spellEnd"/>
+      <w:r>
+        <w:t xml:space="preserve"> = true;</w:t>
+      </w:r>
+    </w:p>
+    <w:p>
+      <w:pPr>
+        <w:spacing w:line="240" w:lineRule="auto"/>
+      </w:pPr>
       <w:r>
         <w:t>Output:</w:t>
       </w:r>
     </w:p>
     <w:p>
-      <w:r>
-        <w:t>true  → 1</w:t>
-      </w:r>
-    </w:p>
-    <w:p>
+      <w:pPr>
+        <w:spacing w:line="240" w:lineRule="auto"/>
+      </w:pPr>
+      <w:proofErr w:type="gramStart"/>
+      <w:r>
+        <w:t>true  →</w:t>
+      </w:r>
+      <w:proofErr w:type="gramEnd"/>
+      <w:r>
+        <w:t xml:space="preserve"> 1</w:t>
+      </w:r>
+    </w:p>
+    <w:p>
+      <w:pPr>
+        <w:spacing w:line="240" w:lineRule="auto"/>
+      </w:pPr>
       <w:r>
         <w:t>false → 0</w:t>
       </w:r>
     </w:p>
     <w:p>
+      <w:pPr>
+        <w:spacing w:line="240" w:lineRule="auto"/>
+      </w:pPr>
       <w:r>
         <w:pict w14:anchorId="182DC49D">
-          <v:rect id="_x0000_i1111" style="width:0;height:1.5pt" o:hralign="center" o:hrstd="t" o:hr="t" fillcolor="#a0a0a0" stroked="f"/>
+          <v:rect id="_x0000_i1033" style="width:0;height:1.5pt" o:hralign="center" o:hrstd="t" o:hr="t" fillcolor="#a0a0a0" stroked="f"/>
         </w:pict>
       </w:r>
     </w:p>
     <w:p>
       <w:pPr>
+        <w:spacing w:line="240" w:lineRule="auto"/>
         <w:rPr>
           <w:b/>
           <w:bCs/>
@@ -842,34 +1159,58 @@
       </w:r>
     </w:p>
     <w:p>
+      <w:pPr>
+        <w:spacing w:line="240" w:lineRule="auto"/>
+      </w:pPr>
       <w:r>
         <w:t>Automatic conversion (small → large).</w:t>
       </w:r>
     </w:p>
     <w:p>
+      <w:pPr>
+        <w:spacing w:line="240" w:lineRule="auto"/>
+      </w:pPr>
       <w:r>
         <w:t>Example:</w:t>
       </w:r>
     </w:p>
     <w:p>
+      <w:pPr>
+        <w:spacing w:line="240" w:lineRule="auto"/>
+      </w:pPr>
       <w:r>
         <w:t>char grade = 'A';</w:t>
       </w:r>
     </w:p>
     <w:p>
-      <w:r>
-        <w:t>int value = grade;   // 65</w:t>
-      </w:r>
-    </w:p>
-    <w:p>
+      <w:pPr>
+        <w:spacing w:line="240" w:lineRule="auto"/>
+      </w:pPr>
+      <w:r>
+        <w:t xml:space="preserve">int value = </w:t>
+      </w:r>
+      <w:proofErr w:type="gramStart"/>
+      <w:r>
+        <w:t xml:space="preserve">grade;   </w:t>
+      </w:r>
+      <w:proofErr w:type="gramEnd"/>
+      <w:r>
+        <w:t>// 65</w:t>
+      </w:r>
+    </w:p>
+    <w:p>
+      <w:pPr>
+        <w:spacing w:line="240" w:lineRule="auto"/>
+      </w:pPr>
       <w:r>
         <w:pict w14:anchorId="2EDC854A">
-          <v:rect id="_x0000_i1112" style="width:0;height:1.5pt" o:hralign="center" o:hrstd="t" o:hr="t" fillcolor="#a0a0a0" stroked="f"/>
+          <v:rect id="_x0000_i1034" style="width:0;height:1.5pt" o:hralign="center" o:hrstd="t" o:hr="t" fillcolor="#a0a0a0" stroked="f"/>
         </w:pict>
       </w:r>
     </w:p>
     <w:p>
       <w:pPr>
+        <w:spacing w:line="240" w:lineRule="auto"/>
         <w:rPr>
           <w:b/>
           <w:bCs/>
@@ -884,32 +1225,62 @@
       </w:r>
     </w:p>
     <w:p>
+      <w:pPr>
+        <w:spacing w:line="240" w:lineRule="auto"/>
+      </w:pPr>
       <w:r>
         <w:t>Programmer forces conversion.</w:t>
       </w:r>
     </w:p>
     <w:p>
+      <w:pPr>
+        <w:spacing w:line="240" w:lineRule="auto"/>
+      </w:pPr>
       <w:r>
         <w:t>double price = 100.99;</w:t>
       </w:r>
     </w:p>
-    <w:p/>
-    <w:p>
-      <w:r>
-        <w:t>int newPrice = (int)price;</w:t>
-      </w:r>
-    </w:p>
-    <w:p>
+    <w:p>
+      <w:pPr>
+        <w:spacing w:line="240" w:lineRule="auto"/>
+      </w:pPr>
+    </w:p>
+    <w:p>
+      <w:pPr>
+        <w:spacing w:line="240" w:lineRule="auto"/>
+      </w:pPr>
+      <w:r>
+        <w:t xml:space="preserve">int </w:t>
+      </w:r>
+      <w:proofErr w:type="spellStart"/>
+      <w:r>
+        <w:t>newPrice</w:t>
+      </w:r>
+      <w:proofErr w:type="spellEnd"/>
+      <w:r>
+        <w:t xml:space="preserve"> = (int)price;</w:t>
+      </w:r>
+    </w:p>
+    <w:p>
+      <w:pPr>
+        <w:spacing w:line="240" w:lineRule="auto"/>
+      </w:pPr>
       <w:r>
         <w:t>Output:</w:t>
       </w:r>
     </w:p>
     <w:p>
+      <w:pPr>
+        <w:spacing w:line="240" w:lineRule="auto"/>
+      </w:pPr>
       <w:r>
         <w:t>100</w:t>
       </w:r>
     </w:p>
     <w:p>
+      <w:pPr>
+        <w:spacing w:line="240" w:lineRule="auto"/>
+      </w:pPr>
       <w:r>
         <w:rPr>
           <w:b/>
@@ -919,15 +1290,18 @@
       </w:r>
     </w:p>
     <w:p>
-      <w:r>
-        <w:lastRenderedPageBreak/>
+      <w:pPr>
+        <w:spacing w:line="240" w:lineRule="auto"/>
+      </w:pPr>
+      <w:r>
         <w:pict w14:anchorId="5CF241F2">
-          <v:rect id="_x0000_i1113" style="width:0;height:1.5pt" o:hralign="center" o:hrstd="t" o:hr="t" fillcolor="#a0a0a0" stroked="f"/>
+          <v:rect id="_x0000_i1035" style="width:0;height:1.5pt" o:hralign="center" o:hrstd="t" o:hr="t" fillcolor="#a0a0a0" stroked="f"/>
         </w:pict>
       </w:r>
     </w:p>
     <w:p>
       <w:pPr>
+        <w:spacing w:line="240" w:lineRule="auto"/>
         <w:rPr>
           <w:b/>
           <w:bCs/>
@@ -970,6 +1344,7 @@
           </w:tcPr>
           <w:p>
             <w:pPr>
+              <w:spacing w:line="240" w:lineRule="auto"/>
               <w:rPr>
                 <w:b/>
                 <w:bCs/>
@@ -992,6 +1367,7 @@
           </w:tcPr>
           <w:p>
             <w:pPr>
+              <w:spacing w:line="240" w:lineRule="auto"/>
               <w:rPr>
                 <w:b/>
                 <w:bCs/>
@@ -1018,6 +1394,9 @@
             <w:hideMark/>
           </w:tcPr>
           <w:p>
+            <w:pPr>
+              <w:spacing w:line="240" w:lineRule="auto"/>
+            </w:pPr>
             <w:r>
               <w:t>+</w:t>
             </w:r>
@@ -1030,6 +1409,9 @@
             <w:hideMark/>
           </w:tcPr>
           <w:p>
+            <w:pPr>
+              <w:spacing w:line="240" w:lineRule="auto"/>
+            </w:pPr>
             <w:r>
               <w:t>Addition</w:t>
             </w:r>
@@ -1047,6 +1429,9 @@
             <w:hideMark/>
           </w:tcPr>
           <w:p>
+            <w:pPr>
+              <w:spacing w:line="240" w:lineRule="auto"/>
+            </w:pPr>
             <w:r>
               <w:t>-</w:t>
             </w:r>
@@ -1059,6 +1444,9 @@
             <w:hideMark/>
           </w:tcPr>
           <w:p>
+            <w:pPr>
+              <w:spacing w:line="240" w:lineRule="auto"/>
+            </w:pPr>
             <w:r>
               <w:t>Subtraction</w:t>
             </w:r>
@@ -1076,6 +1464,9 @@
             <w:hideMark/>
           </w:tcPr>
           <w:p>
+            <w:pPr>
+              <w:spacing w:line="240" w:lineRule="auto"/>
+            </w:pPr>
             <w:r>
               <w:t>*</w:t>
             </w:r>
@@ -1088,6 +1479,9 @@
             <w:hideMark/>
           </w:tcPr>
           <w:p>
+            <w:pPr>
+              <w:spacing w:line="240" w:lineRule="auto"/>
+            </w:pPr>
             <w:r>
               <w:t>Multiplication</w:t>
             </w:r>
@@ -1105,6 +1499,9 @@
             <w:hideMark/>
           </w:tcPr>
           <w:p>
+            <w:pPr>
+              <w:spacing w:line="240" w:lineRule="auto"/>
+            </w:pPr>
             <w:r>
               <w:t>/</w:t>
             </w:r>
@@ -1117,6 +1514,9 @@
             <w:hideMark/>
           </w:tcPr>
           <w:p>
+            <w:pPr>
+              <w:spacing w:line="240" w:lineRule="auto"/>
+            </w:pPr>
             <w:r>
               <w:t>Division</w:t>
             </w:r>
@@ -1134,7 +1534,11 @@
             <w:hideMark/>
           </w:tcPr>
           <w:p>
+            <w:pPr>
+              <w:spacing w:line="240" w:lineRule="auto"/>
+            </w:pPr>
             <w:r>
+              <w:lastRenderedPageBreak/>
               <w:t>%</w:t>
             </w:r>
           </w:p>
@@ -1146,6 +1550,9 @@
             <w:hideMark/>
           </w:tcPr>
           <w:p>
+            <w:pPr>
+              <w:spacing w:line="240" w:lineRule="auto"/>
+            </w:pPr>
             <w:r>
               <w:t>Modulus (Remainder)</w:t>
             </w:r>
@@ -1154,14 +1561,18 @@
       </w:tr>
     </w:tbl>
     <w:p>
+      <w:pPr>
+        <w:spacing w:line="240" w:lineRule="auto"/>
+      </w:pPr>
       <w:r>
         <w:pict w14:anchorId="54D8C77D">
-          <v:rect id="_x0000_i1114" style="width:0;height:1.5pt" o:hralign="center" o:hrstd="t" o:hr="t" fillcolor="#a0a0a0" stroked="f"/>
+          <v:rect id="_x0000_i1036" style="width:0;height:1.5pt" o:hralign="center" o:hrstd="t" o:hr="t" fillcolor="#a0a0a0" stroked="f"/>
         </w:pict>
       </w:r>
     </w:p>
     <w:p>
       <w:pPr>
+        <w:spacing w:line="240" w:lineRule="auto"/>
         <w:rPr>
           <w:b/>
           <w:bCs/>
@@ -1176,16 +1587,25 @@
       </w:r>
     </w:p>
     <w:p>
+      <w:pPr>
+        <w:spacing w:line="240" w:lineRule="auto"/>
+      </w:pPr>
       <w:r>
         <w:t>5 / 2 = 2</w:t>
       </w:r>
     </w:p>
     <w:p>
+      <w:pPr>
+        <w:spacing w:line="240" w:lineRule="auto"/>
+      </w:pPr>
       <w:r>
         <w:t>10 / 3 = 3</w:t>
       </w:r>
     </w:p>
     <w:p>
+      <w:pPr>
+        <w:spacing w:line="240" w:lineRule="auto"/>
+      </w:pPr>
       <w:r>
         <w:t xml:space="preserve">Decimals are </w:t>
       </w:r>
@@ -1201,34 +1621,50 @@
       </w:r>
     </w:p>
     <w:p>
+      <w:pPr>
+        <w:spacing w:line="240" w:lineRule="auto"/>
+      </w:pPr>
       <w:r>
         <w:t>To get decimal output:</w:t>
       </w:r>
     </w:p>
     <w:p>
+      <w:pPr>
+        <w:spacing w:line="240" w:lineRule="auto"/>
+      </w:pPr>
       <w:r>
         <w:t>5.0 / 2 = 2.5</w:t>
       </w:r>
     </w:p>
     <w:p>
+      <w:pPr>
+        <w:spacing w:line="240" w:lineRule="auto"/>
+      </w:pPr>
       <w:r>
         <w:t>// or</w:t>
       </w:r>
     </w:p>
     <w:p>
+      <w:pPr>
+        <w:spacing w:line="240" w:lineRule="auto"/>
+      </w:pPr>
       <w:r>
         <w:t>(float)5 / 2</w:t>
       </w:r>
     </w:p>
     <w:p>
+      <w:pPr>
+        <w:spacing w:line="240" w:lineRule="auto"/>
+      </w:pPr>
       <w:r>
         <w:pict w14:anchorId="1B69F9CD">
-          <v:rect id="_x0000_i1115" style="width:0;height:1.5pt" o:hralign="center" o:hrstd="t" o:hr="t" fillcolor="#a0a0a0" stroked="f"/>
+          <v:rect id="_x0000_i1037" style="width:0;height:1.5pt" o:hralign="center" o:hrstd="t" o:hr="t" fillcolor="#a0a0a0" stroked="f"/>
         </w:pict>
       </w:r>
     </w:p>
     <w:p>
       <w:pPr>
+        <w:spacing w:line="240" w:lineRule="auto"/>
         <w:rPr>
           <w:b/>
           <w:bCs/>
@@ -1256,9 +1692,15 @@
           <w:ilvl w:val="0"/>
           <w:numId w:val="4"/>
         </w:numPr>
-      </w:pPr>
-      <w:r>
-        <w:t xml:space="preserve">cout → Output </w:t>
+        <w:spacing w:line="240" w:lineRule="auto"/>
+      </w:pPr>
+      <w:proofErr w:type="spellStart"/>
+      <w:r>
+        <w:t>cout</w:t>
+      </w:r>
+      <w:proofErr w:type="spellEnd"/>
+      <w:r>
+        <w:t xml:space="preserve"> → Output </w:t>
       </w:r>
     </w:p>
     <w:p>
@@ -1267,9 +1709,15 @@
           <w:ilvl w:val="0"/>
           <w:numId w:val="4"/>
         </w:numPr>
-      </w:pPr>
-      <w:r>
-        <w:t xml:space="preserve">cin → Input </w:t>
+        <w:spacing w:line="240" w:lineRule="auto"/>
+      </w:pPr>
+      <w:proofErr w:type="spellStart"/>
+      <w:r>
+        <w:t>cin</w:t>
+      </w:r>
+      <w:proofErr w:type="spellEnd"/>
+      <w:r>
+        <w:t xml:space="preserve"> → Input </w:t>
       </w:r>
     </w:p>
     <w:p>
@@ -1278,9 +1726,18 @@
           <w:ilvl w:val="0"/>
           <w:numId w:val="4"/>
         </w:numPr>
-      </w:pPr>
-      <w:r>
-        <w:t xml:space="preserve">\n or endl → New line </w:t>
+        <w:spacing w:line="240" w:lineRule="auto"/>
+      </w:pPr>
+      <w:r>
+        <w:t xml:space="preserve">\n or </w:t>
+      </w:r>
+      <w:proofErr w:type="spellStart"/>
+      <w:r>
+        <w:t>endl</w:t>
+      </w:r>
+      <w:proofErr w:type="spellEnd"/>
+      <w:r>
+        <w:t xml:space="preserve"> → New line </w:t>
       </w:r>
     </w:p>
     <w:p>
@@ -1289,6 +1746,7 @@
           <w:ilvl w:val="0"/>
           <w:numId w:val="4"/>
         </w:numPr>
+        <w:spacing w:line="240" w:lineRule="auto"/>
       </w:pPr>
       <w:r>
         <w:t xml:space="preserve">int → Integer (4 Bytes) </w:t>
@@ -1300,6 +1758,7 @@
           <w:ilvl w:val="0"/>
           <w:numId w:val="4"/>
         </w:numPr>
+        <w:spacing w:line="240" w:lineRule="auto"/>
       </w:pPr>
       <w:r>
         <w:t xml:space="preserve">char → Character (1 Byte) </w:t>
@@ -1311,6 +1770,7 @@
           <w:ilvl w:val="0"/>
           <w:numId w:val="4"/>
         </w:numPr>
+        <w:spacing w:line="240" w:lineRule="auto"/>
       </w:pPr>
       <w:r>
         <w:t xml:space="preserve">float → Decimal (4 Bytes) </w:t>
@@ -1322,6 +1782,7 @@
           <w:ilvl w:val="0"/>
           <w:numId w:val="4"/>
         </w:numPr>
+        <w:spacing w:line="240" w:lineRule="auto"/>
       </w:pPr>
       <w:r>
         <w:t xml:space="preserve">double → More precise decimal (8 Bytes) </w:t>
@@ -1333,6 +1794,7 @@
           <w:ilvl w:val="0"/>
           <w:numId w:val="4"/>
         </w:numPr>
+        <w:spacing w:line="240" w:lineRule="auto"/>
       </w:pPr>
       <w:r>
         <w:t xml:space="preserve">bool → true / false </w:t>
@@ -1344,10 +1806,20 @@
           <w:ilvl w:val="0"/>
           <w:numId w:val="4"/>
         </w:numPr>
-      </w:pPr>
-      <w:r>
-        <w:lastRenderedPageBreak/>
-        <w:t xml:space="preserve">sizeof() → Returns size in bytes </w:t>
+        <w:spacing w:line="240" w:lineRule="auto"/>
+      </w:pPr>
+      <w:proofErr w:type="spellStart"/>
+      <w:proofErr w:type="gramStart"/>
+      <w:r>
+        <w:t>sizeof</w:t>
+      </w:r>
+      <w:proofErr w:type="spellEnd"/>
+      <w:r>
+        <w:t>(</w:t>
+      </w:r>
+      <w:proofErr w:type="gramEnd"/>
+      <w:r>
+        <w:t xml:space="preserve">) → Returns size in bytes </w:t>
       </w:r>
     </w:p>
     <w:p>
@@ -1356,6 +1828,7 @@
           <w:ilvl w:val="0"/>
           <w:numId w:val="4"/>
         </w:numPr>
+        <w:spacing w:line="240" w:lineRule="auto"/>
       </w:pPr>
       <w:r>
         <w:t xml:space="preserve">'A' = 65, 'a' = 97 </w:t>
@@ -1367,6 +1840,7 @@
           <w:ilvl w:val="0"/>
           <w:numId w:val="4"/>
         </w:numPr>
+        <w:spacing w:line="240" w:lineRule="auto"/>
       </w:pPr>
       <w:r>
         <w:t xml:space="preserve">Implicit conversion = Automatic </w:t>
@@ -1378,6 +1852,7 @@
           <w:ilvl w:val="0"/>
           <w:numId w:val="4"/>
         </w:numPr>
+        <w:spacing w:line="240" w:lineRule="auto"/>
       </w:pPr>
       <w:r>
         <w:t xml:space="preserve">Type casting = Manual </w:t>
@@ -1389,6 +1864,7 @@
           <w:ilvl w:val="0"/>
           <w:numId w:val="4"/>
         </w:numPr>
+        <w:spacing w:line="240" w:lineRule="auto"/>
       </w:pPr>
       <w:r>
         <w:t xml:space="preserve">% = Remainder </w:t>
@@ -1400,12 +1876,17 @@
           <w:ilvl w:val="0"/>
           <w:numId w:val="4"/>
         </w:numPr>
+        <w:spacing w:line="240" w:lineRule="auto"/>
       </w:pPr>
       <w:r>
         <w:t xml:space="preserve">Integer division removes decimal part (5/2 = 2). </w:t>
       </w:r>
     </w:p>
-    <w:p/>
+    <w:p>
+      <w:pPr>
+        <w:spacing w:line="240" w:lineRule="auto"/>
+      </w:pPr>
+    </w:p>
     <w:sectPr>
       <w:pgSz w:w="11906" w:h="16838"/>
       <w:pgMar w:top="1440" w:right="1440" w:bottom="1440" w:left="1440" w:header="720" w:footer="720" w:gutter="0"/>
@@ -2632,6 +3113,7 @@
   <w:style w:type="character" w:default="1" w:styleId="DefaultParagraphFont">
     <w:name w:val="Default Paragraph Font"/>
     <w:uiPriority w:val="1"/>
+    <w:semiHidden/>
     <w:unhideWhenUsed/>
   </w:style>
   <w:style w:type="table" w:default="1" w:styleId="TableNormal">
